--- a/docs/烏菲茲精華攻略_精簡版.docx
+++ b/docs/烏菲茲精華攻略_精簡版.docx
@@ -183,7 +183,7 @@
           <w:color w:val="5D6D7E"/>
           <w:sz w:val="21"/>
         </w:rPr>
-        <w:t>：2026/3/20</w:t>
+        <w:t>：2026/05/13（三方審查修訂版 — 更新展廳編號 A9/D22/D31/D32/E4、刪除已移至皮蒂宮的《李奧十世》、修正餐廳資訊）</w:t>
       </w:r>
     </w:p>
     <w:p>
@@ -208,7 +208,92 @@
         <w:rPr>
           <w:rFonts w:ascii="Microsoft JhengHei" w:hAnsi="Microsoft JhengHei" w:eastAsia="Microsoft JhengHei"/>
         </w:rPr>
-        <w:t>08:30 到場開始排安檢，09:00 持預約票入場。提前半小時通過安檢，09:00 一開放就直接進場上樓，不用再排隊。此時 08:15 第一批遊客已推進到波提切利廳附近，而 09:30 大批團客尚未進場——我們正好卡在最佳的夾縫時間，先快掃第 2 室，再直衝波提切利廳從容欣賞。</w:t>
+        <w:t>08:30 到場排預約入口與安檢，若順利約 09:00 後入場上樓。此時 08:15 第一批遊客已推進到波提切利廳附近，而 09:30 大批團客尚未進場——我們正好卡在最佳的夾縫時間，先快掃第 2 室，再直衝波提切利廳從容欣賞。</w:t>
+      </w:r>
+    </w:p>
+    <w:p>
+      <w:pPr>
+        <w:ind w:left="283"/>
+        <w:pBdr>
+          <w:left w:val="single" w:sz="12" w:space="4" w:color="2E86C1"/>
+        </w:pBdr>
+        <w:shd w:fill="EBF5FB"/>
+      </w:pPr>
+      <w:r>
+        <w:rPr>
+          <w:rFonts w:ascii="Microsoft JhengHei" w:hAnsi="Microsoft JhengHei" w:eastAsia="Microsoft JhengHei"/>
+          <w:color w:val="5D6D7E"/>
+          <w:sz w:val="21"/>
+        </w:rPr>
+        <w:t xml:space="preserve">⚠ </w:t>
+      </w:r>
+      <w:r>
+        <w:rPr>
+          <w:rFonts w:ascii="Microsoft JhengHei" w:hAnsi="Microsoft JhengHei" w:eastAsia="Microsoft JhengHei"/>
+          <w:b/>
+          <w:color w:val="5D6D7E"/>
+          <w:sz w:val="21"/>
+        </w:rPr>
+        <w:t>展廳編號重大更新（2026/05）</w:t>
+      </w:r>
+      <w:r>
+        <w:rPr>
+          <w:rFonts w:ascii="Microsoft JhengHei" w:hAnsi="Microsoft JhengHei" w:eastAsia="Microsoft JhengHei"/>
+          <w:color w:val="5D6D7E"/>
+          <w:sz w:val="21"/>
+        </w:rPr>
+        <w:t xml:space="preserve">：館方近年大幅調整展間，波提切利在 </w:t>
+      </w:r>
+      <w:r>
+        <w:rPr>
+          <w:rFonts w:ascii="Microsoft JhengHei" w:hAnsi="Microsoft JhengHei" w:eastAsia="Microsoft JhengHei"/>
+          <w:b/>
+          <w:color w:val="5D6D7E"/>
+          <w:sz w:val="21"/>
+        </w:rPr>
+        <w:t>A9</w:t>
+      </w:r>
+      <w:r>
+        <w:rPr>
+          <w:rFonts w:ascii="Microsoft JhengHei" w:hAnsi="Microsoft JhengHei" w:eastAsia="Microsoft JhengHei"/>
+          <w:color w:val="5D6D7E"/>
+          <w:sz w:val="21"/>
+        </w:rPr>
+        <w:t xml:space="preserve">（非第 10-14 室）、提香在 </w:t>
+      </w:r>
+      <w:r>
+        <w:rPr>
+          <w:rFonts w:ascii="Microsoft JhengHei" w:hAnsi="Microsoft JhengHei" w:eastAsia="Microsoft JhengHei"/>
+          <w:b/>
+          <w:color w:val="5D6D7E"/>
+          <w:sz w:val="21"/>
+        </w:rPr>
+        <w:t>D22</w:t>
+      </w:r>
+      <w:r>
+        <w:rPr>
+          <w:rFonts w:ascii="Microsoft JhengHei" w:hAnsi="Microsoft JhengHei" w:eastAsia="Microsoft JhengHei"/>
+          <w:color w:val="5D6D7E"/>
+          <w:sz w:val="21"/>
+        </w:rPr>
+        <w:t xml:space="preserve">（非第 83 室）、卡拉瓦喬分散於 </w:t>
+      </w:r>
+      <w:r>
+        <w:rPr>
+          <w:rFonts w:ascii="Microsoft JhengHei" w:hAnsi="Microsoft JhengHei" w:eastAsia="Microsoft JhengHei"/>
+          <w:b/>
+          <w:color w:val="5D6D7E"/>
+          <w:sz w:val="21"/>
+        </w:rPr>
+        <w:t>D31/D32/E4</w:t>
+      </w:r>
+      <w:r>
+        <w:rPr>
+          <w:rFonts w:ascii="Microsoft JhengHei" w:hAnsi="Microsoft JhengHei" w:eastAsia="Microsoft JhengHei"/>
+          <w:color w:val="5D6D7E"/>
+          <w:sz w:val="21"/>
+        </w:rPr>
+        <w:t>（非第 90 室統一展廳）。本攻略已更新；但動線時間配置仍以舊位置估算，建議到場後先索取館方現場平面圖確認最新位置。</w:t>
       </w:r>
     </w:p>
     <w:p>
@@ -218,6 +303,11 @@
           <w:bottom w:val="single" w:sz="4" w:space="1" w:color="BDC3C7"/>
         </w:pBdr>
       </w:pPr>
+    </w:p>
+    <w:p>
+      <w:r>
+        <w:br w:type="page"/>
+      </w:r>
     </w:p>
     <w:p>
       <w:pPr>
@@ -716,7 +806,7 @@
         <w:br/>
         <w:t xml:space="preserve">  |</w:t>
         <w:br/>
-        <w:t>09:30-10:00  【第 10-14 室】波提切利廳 — 核心中的核心（30 分鐘）</w:t>
+        <w:t>09:30-10:00  【A9 室】波提切利廳 — 核心中的核心（30 分鐘）</w:t>
         <w:br/>
         <w:t xml:space="preserve">  |</w:t>
         <w:br/>
@@ -780,7 +870,7 @@
         <w:br/>
         <w:t xml:space="preserve">  |</w:t>
         <w:br/>
-        <w:t xml:space="preserve">  |     ★★★★《基督受洗》— 找「師徒對決」（展廳位置可能因館方調整而異動）</w:t>
+        <w:t xml:space="preserve">  |     ★★★★《基督受洗》— 找「師徒對決」（目前 A35 室，仍以現場為準）</w:t>
         <w:br/>
         <w:t xml:space="preserve">  |           · 左邊天使（達文西畫）vs. 右邊天使（老師韋羅基奧畫）</w:t>
         <w:br/>
@@ -822,13 +912,9 @@
         <w:br/>
         <w:t xml:space="preserve">  |           · 金翅雀象徵基督受難 — 溫馨畫面暗藏悲劇預言</w:t>
         <w:br/>
-        <w:t xml:space="preserve">  |           · 1547 年地震碎成 17 片後修復，試著找找細微接縫</w:t>
+        <w:t xml:space="preserve">  |           · 1547 年因房屋崩塌碎成 17 片後修復，試著找找細微接縫</w:t>
         <w:br/>
         <w:t xml:space="preserve">  |           · 背景就是托斯卡尼丘陵 — 你們從 Siena 來時看過的風景</w:t>
-        <w:br/>
-        <w:t xml:space="preserve">  |</w:t>
-        <w:br/>
-        <w:t xml:space="preserve">  |     ★★★★ 拉斐爾《教宗李奧十世肖像》— 2 分鐘快看</w:t>
         <w:br/>
         <w:t xml:space="preserve">  |</w:t>
         <w:br/>
@@ -837,6 +923,10 @@
         <w:t xml:space="preserve">  |           這對夫婦正是委託米開朗基羅畫《聖家族》的人！</w:t>
         <w:br/>
         <w:t xml:space="preserve">  |           兩件作品對照看，故事更完整</w:t>
+        <w:br/>
+        <w:t xml:space="preserve">  |</w:t>
+        <w:br/>
+        <w:t xml:space="preserve">  |     ⚠ 注意：拉斐爾《教宗李奧十世肖像》已移至 **皮蒂宮 Palatine Gallery 的 Saturn Room**，本館已無此作</w:t>
         <w:br/>
         <w:t xml:space="preserve">  |</w:t>
         <w:br/>
@@ -874,7 +964,7 @@
         <w:br/>
         <w:t xml:space="preserve">  |</w:t>
         <w:br/>
-        <w:t>11:00-11:15  【第 83 室】提香（15 分鐘）</w:t>
+        <w:t>11:00-11:15  【D22 室】提香（15 分鐘）</w:t>
         <w:br/>
         <w:t xml:space="preserve">  |</w:t>
         <w:br/>
@@ -898,7 +988,7 @@
         <w:br/>
         <w:t xml:space="preserve">  |</w:t>
         <w:br/>
-        <w:t>11:15-11:35  【第 90 室】卡拉瓦喬（20 分鐘）</w:t>
+        <w:t>11:15-11:35  【D31 / D32 / E4 室】卡拉瓦喬（20 分鐘 — 三廳分散，現場留意指標）</w:t>
         <w:br/>
         <w:t xml:space="preserve">  |</w:t>
         <w:br/>
@@ -1113,7 +1203,7 @@
                 <w:rFonts w:ascii="Microsoft JhengHei" w:hAnsi="Microsoft JhengHei" w:eastAsia="Microsoft JhengHei"/>
                 <w:sz w:val="19"/>
               </w:rPr>
-              <w:t>安檢已過，直接上樓</w:t>
+              <w:t>通過安檢後直接上樓</w:t>
             </w:r>
           </w:p>
         </w:tc>
@@ -1297,7 +1387,7 @@
                 <w:b/>
                 <w:sz w:val="19"/>
               </w:rPr>
-              <w:t>第 10-14 室</w:t>
+              <w:t>A9</w:t>
             </w:r>
             <w:r>
               <w:rPr>
@@ -1326,7 +1416,7 @@
                 <w:b/>
                 <w:sz w:val="19"/>
               </w:rPr>
-              <w:t>《維納斯的誕生》《春》</w:t>
+              <w:t>波提切利《維納斯的誕生》《春》</w:t>
             </w:r>
             <w:r>
               <w:rPr>
@@ -1400,7 +1490,7 @@
                 <w:b/>
                 <w:sz w:val="19"/>
               </w:rPr>
-              <w:t>A35 室</w:t>
+              <w:t>A35</w:t>
             </w:r>
             <w:r>
               <w:rPr>
@@ -1428,14 +1518,13 @@
                 <w:b/>
                 <w:sz w:val="19"/>
               </w:rPr>
-              <w:t>達文西《天使報喜》</w:t>
+              <w:t>達文西《天使報喜》《基督受洗》</w:t>
             </w:r>
             <w:r>
               <w:rPr>
                 <w:rFonts w:ascii="Microsoft JhengHei" w:hAnsi="Microsoft JhengHei" w:eastAsia="Microsoft JhengHei"/>
                 <w:sz w:val="19"/>
               </w:rPr>
-              <w:t>＋師徒對決</w:t>
             </w:r>
           </w:p>
         </w:tc>
@@ -1491,7 +1580,7 @@
                 <w:b/>
                 <w:sz w:val="19"/>
               </w:rPr>
-              <w:t>A38 室</w:t>
+              <w:t>A38</w:t>
             </w:r>
             <w:r>
               <w:rPr>
@@ -1645,7 +1734,7 @@
                 <w:b/>
                 <w:sz w:val="19"/>
               </w:rPr>
-              <w:t>第 83 室</w:t>
+              <w:t>D22</w:t>
             </w:r>
             <w:r>
               <w:rPr>
@@ -1735,7 +1824,7 @@
                 <w:b/>
                 <w:sz w:val="19"/>
               </w:rPr>
-              <w:t>第 90 室</w:t>
+              <w:t>D31/D32/E4</w:t>
             </w:r>
             <w:r>
               <w:rPr>
@@ -1763,7 +1852,7 @@
                 <w:b/>
                 <w:sz w:val="19"/>
               </w:rPr>
-              <w:t>卡拉瓦喬《美杜莎》《酒神》</w:t>
+              <w:t>卡拉瓦喬《美杜莎》《酒神》《以撒》</w:t>
             </w:r>
             <w:r>
               <w:rPr>
@@ -2056,7 +2145,7 @@
                 <w:rFonts w:ascii="Microsoft JhengHei" w:hAnsi="Microsoft JhengHei" w:eastAsia="Microsoft JhengHei"/>
                 <w:sz w:val="19"/>
               </w:rPr>
-              <w:t>第 10-14 室</w:t>
+              <w:t>A9</w:t>
             </w:r>
           </w:p>
         </w:tc>
@@ -2137,7 +2226,7 @@
                 <w:rFonts w:ascii="Microsoft JhengHei" w:hAnsi="Microsoft JhengHei" w:eastAsia="Microsoft JhengHei"/>
                 <w:sz w:val="19"/>
               </w:rPr>
-              <w:t>第 10-14 室</w:t>
+              <w:t>A9</w:t>
             </w:r>
           </w:p>
         </w:tc>
@@ -2215,7 +2304,7 @@
                 <w:rFonts w:ascii="Microsoft JhengHei" w:hAnsi="Microsoft JhengHei" w:eastAsia="Microsoft JhengHei"/>
                 <w:sz w:val="19"/>
               </w:rPr>
-              <w:t>A35 室</w:t>
+              <w:t>A35</w:t>
             </w:r>
           </w:p>
         </w:tc>
@@ -2296,7 +2385,7 @@
                 <w:rFonts w:ascii="Microsoft JhengHei" w:hAnsi="Microsoft JhengHei" w:eastAsia="Microsoft JhengHei"/>
                 <w:sz w:val="19"/>
               </w:rPr>
-              <w:t>A38 室</w:t>
+              <w:t>A38</w:t>
             </w:r>
           </w:p>
         </w:tc>
@@ -2374,7 +2463,7 @@
                 <w:rFonts w:ascii="Microsoft JhengHei" w:hAnsi="Microsoft JhengHei" w:eastAsia="Microsoft JhengHei"/>
                 <w:sz w:val="19"/>
               </w:rPr>
-              <w:t>A38 室</w:t>
+              <w:t>A38</w:t>
             </w:r>
           </w:p>
         </w:tc>
@@ -2455,7 +2544,7 @@
                 <w:rFonts w:ascii="Microsoft JhengHei" w:hAnsi="Microsoft JhengHei" w:eastAsia="Microsoft JhengHei"/>
                 <w:sz w:val="19"/>
               </w:rPr>
-              <w:t>第 83 室</w:t>
+              <w:t>D22</w:t>
             </w:r>
           </w:p>
         </w:tc>
@@ -2533,7 +2622,7 @@
                 <w:rFonts w:ascii="Microsoft JhengHei" w:hAnsi="Microsoft JhengHei" w:eastAsia="Microsoft JhengHei"/>
                 <w:sz w:val="19"/>
               </w:rPr>
-              <w:t>第 90 室</w:t>
+              <w:t>D31</w:t>
             </w:r>
           </w:p>
         </w:tc>
@@ -2614,7 +2703,7 @@
                 <w:rFonts w:ascii="Microsoft JhengHei" w:hAnsi="Microsoft JhengHei" w:eastAsia="Microsoft JhengHei"/>
                 <w:sz w:val="19"/>
               </w:rPr>
-              <w:t>第 90 室</w:t>
+              <w:t>D32</w:t>
             </w:r>
           </w:p>
         </w:tc>
@@ -2773,7 +2862,7 @@
           <w:rFonts w:ascii="Microsoft JhengHei" w:hAnsi="Microsoft JhengHei" w:eastAsia="Microsoft JhengHei"/>
           <w:sz w:val="21"/>
         </w:rPr>
-        <w:t>1. 第 10-14 室（波提切利）— 30 min</w:t>
+        <w:t>1. A9（波提切利）— 30 min</w:t>
       </w:r>
     </w:p>
     <w:p>
@@ -2785,7 +2874,7 @@
           <w:rFonts w:ascii="Microsoft JhengHei" w:hAnsi="Microsoft JhengHei" w:eastAsia="Microsoft JhengHei"/>
           <w:sz w:val="21"/>
         </w:rPr>
-        <w:t>2. A35 室（達文西）— 15 min</w:t>
+        <w:t>2. A35（達文西）— 15 min</w:t>
       </w:r>
     </w:p>
     <w:p>
@@ -2797,7 +2886,7 @@
           <w:rFonts w:ascii="Microsoft JhengHei" w:hAnsi="Microsoft JhengHei" w:eastAsia="Microsoft JhengHei"/>
           <w:sz w:val="21"/>
         </w:rPr>
-        <w:t>3. A38 室（米開朗基羅＋拉斐爾）— 15 min</w:t>
+        <w:t>3. A38（米開朗基羅＋拉斐爾）— 15 min</w:t>
       </w:r>
     </w:p>
     <w:p>
@@ -2809,7 +2898,7 @@
           <w:rFonts w:ascii="Microsoft JhengHei" w:hAnsi="Microsoft JhengHei" w:eastAsia="Microsoft JhengHei"/>
           <w:sz w:val="21"/>
         </w:rPr>
-        <w:t>4. 第 83 室（提香《烏爾比諾的維納斯》）— 10 min</w:t>
+        <w:t>4. D22（提香《烏爾比諾的維納斯》）— 10 min</w:t>
       </w:r>
     </w:p>
     <w:p>
@@ -2821,7 +2910,7 @@
           <w:rFonts w:ascii="Microsoft JhengHei" w:hAnsi="Microsoft JhengHei" w:eastAsia="Microsoft JhengHei"/>
           <w:sz w:val="21"/>
         </w:rPr>
-        <w:t>5. 第 90 室（卡拉瓦喬）— 15 min</w:t>
+        <w:t>5. D31/D32/E4（卡拉瓦喬）— 15 min</w:t>
       </w:r>
     </w:p>
     <w:p>
@@ -3263,7 +3352,7 @@
                 <w:rFonts w:ascii="Microsoft JhengHei" w:hAnsi="Microsoft JhengHei" w:eastAsia="Microsoft JhengHei"/>
                 <w:sz w:val="19"/>
               </w:rPr>
-              <w:t>超人氣帕尼尼外帶</w:t>
+              <w:t>超人氣 schiacciata 外帶</w:t>
             </w:r>
           </w:p>
         </w:tc>
@@ -3448,7 +3537,7 @@
                 <w:rFonts w:ascii="Microsoft JhengHei" w:hAnsi="Microsoft JhengHei" w:eastAsia="Microsoft JhengHei"/>
                 <w:sz w:val="19"/>
               </w:rPr>
-              <w:t>EUR 5-8</w:t>
+              <w:t>EUR 8-12</w:t>
             </w:r>
           </w:p>
         </w:tc>
@@ -3541,7 +3630,7 @@
                 <w:rFonts w:ascii="Microsoft JhengHei" w:hAnsi="Microsoft JhengHei" w:eastAsia="Microsoft JhengHei"/>
                 <w:sz w:val="19"/>
               </w:rPr>
-              <w:t>排隊 10-20 分鐘，買完站著吃</w:t>
+              <w:t>排隊可能超過 20 分鐘，買完站著吃</w:t>
             </w:r>
           </w:p>
         </w:tc>
@@ -3556,7 +3645,7 @@
                 <w:rFonts w:ascii="Microsoft JhengHei" w:hAnsi="Microsoft JhengHei" w:eastAsia="Microsoft JhengHei"/>
                 <w:sz w:val="19"/>
               </w:rPr>
-              <w:t>排隊 15-30 分鐘（不接受訂位），用餐 30 分鐘</w:t>
+              <w:t>排隊 15-30 分鐘（可嘗試電話/email 訂位），用餐 30 分鐘</w:t>
             </w:r>
           </w:p>
         </w:tc>
@@ -3633,7 +3722,7 @@
                 <w:rFonts w:ascii="Microsoft JhengHei" w:hAnsi="Microsoft JhengHei" w:eastAsia="Microsoft JhengHei"/>
                 <w:sz w:val="19"/>
               </w:rPr>
-              <w:t>中 — 無座位，需站著或找廣場台階坐</w:t>
+              <w:t>中 — 以外帶/站食為主，座位有限</w:t>
             </w:r>
           </w:p>
         </w:tc>
@@ -3726,7 +3815,7 @@
                 <w:rFonts w:ascii="Microsoft JhengHei" w:hAnsi="Microsoft JhengHei" w:eastAsia="Microsoft JhengHei"/>
                 <w:sz w:val="19"/>
               </w:rPr>
-              <w:t>La Favolosa（招牌帕尼尼）</w:t>
+              <w:t>La Favolosa（招牌 schiacciata）</w:t>
             </w:r>
           </w:p>
         </w:tc>
@@ -3834,7 +3923,22 @@
                 <w:rFonts w:ascii="Microsoft JhengHei" w:hAnsi="Microsoft JhengHei" w:eastAsia="Microsoft JhengHei"/>
                 <w:sz w:val="19"/>
               </w:rPr>
-              <w:t>佛羅倫斯最老牌平價食堂，週六公休</w:t>
+              <w:t>佛羅倫斯最老牌平價食堂，</w:t>
+            </w:r>
+            <w:r>
+              <w:rPr>
+                <w:rFonts w:ascii="Microsoft JhengHei" w:hAnsi="Microsoft JhengHei" w:eastAsia="Microsoft JhengHei"/>
+                <w:b/>
+                <w:sz w:val="19"/>
+              </w:rPr>
+              <w:t>週六午餐照常營業，週日及節假日休</w:t>
+            </w:r>
+            <w:r>
+              <w:rPr>
+                <w:rFonts w:ascii="Microsoft JhengHei" w:hAnsi="Microsoft JhengHei" w:eastAsia="Microsoft JhengHei"/>
+                <w:sz w:val="19"/>
+              </w:rPr>
+              <w:t>（6/20 為週六）</w:t>
             </w:r>
           </w:p>
         </w:tc>
